--- a/Template surat/Surat_Permohonan_Keterangan_Tidak_Menerima_Besiswa.docx
+++ b/Template surat/Surat_Permohonan_Keterangan_Tidak_Menerima_Besiswa.docx
@@ -1,6 +1,6 @@
 
 <file path=word/document.xml><?xml version="1.0" encoding="utf-8"?>
-<w:document xmlns:wpc="http://schemas.microsoft.com/office/word/2010/wordprocessingCanvas" xmlns:cx="http://schemas.microsoft.com/office/drawing/2014/chartex" xmlns:cx1="http://schemas.microsoft.com/office/drawing/2015/9/8/chartex" xmlns:cx2="http://schemas.microsoft.com/office/drawing/2015/10/21/chartex" xmlns:cx3="http://schemas.microsoft.com/office/drawing/2016/5/9/chartex" xmlns:cx4="http://schemas.microsoft.com/office/drawing/2016/5/10/chartex" xmlns:cx5="http://schemas.microsoft.com/office/drawing/2016/5/11/chartex" xmlns:cx6="http://schemas.microsoft.com/office/drawing/2016/5/12/chartex" xmlns:cx7="http://schemas.microsoft.com/office/drawing/2016/5/13/chartex" xmlns:cx8="http://schemas.microsoft.com/office/drawing/2016/5/14/chartex" xmlns:mc="http://schemas.openxmlformats.org/markup-compatibility/2006" xmlns:aink="http://schemas.microsoft.com/office/drawing/2016/ink" xmlns:am3d="http://schemas.microsoft.com/office/drawing/2017/model3d" xmlns:o="urn:schemas-microsoft-com:office:office" xmlns:oel="http://schemas.microsoft.com/office/2019/extlst" xmlns:r="http://schemas.openxmlformats.org/officeDocument/2006/relationships" xmlns:m="http://schemas.openxmlformats.org/officeDocument/2006/math" xmlns:v="urn:schemas-microsoft-com:vml" xmlns:wp14="http://schemas.microsoft.com/office/word/2010/wordprocessingDrawing" xmlns:wp="http://schemas.openxmlformats.org/drawingml/2006/wordprocessingDrawing" xmlns:w10="urn:schemas-microsoft-com:office:word" xmlns:w="http://schemas.openxmlformats.org/wordprocessingml/2006/main" xmlns:w14="http://schemas.microsoft.com/office/word/2010/wordml" xmlns:w15="http://schemas.microsoft.com/office/word/2012/wordml" xmlns:w16cei="http://schemas.microsoft.com/office/word/2026/wordml/cei" xmlns:w16cex="http://schemas.microsoft.com/office/word/2018/wordml/cex" xmlns:w16cid="http://schemas.microsoft.com/office/word/2016/wordml/cid" xmlns:w16="http://schemas.microsoft.com/office/word/2018/wordml" xmlns:w16du="http://schemas.microsoft.com/office/word/2023/wordml/word16du" xmlns:w16sdtdh="http://schemas.microsoft.com/office/word/2020/wordml/sdtdatahash" xmlns:w16sdtfl="http://schemas.microsoft.com/office/word/2024/wordml/sdtformatlock" xmlns:w16se="http://schemas.microsoft.com/office/word/2015/wordml/symex" xmlns:wpg="http://schemas.microsoft.com/office/word/2010/wordprocessingGroup" xmlns:wpi="http://schemas.microsoft.com/office/word/2010/wordprocessingInk" xmlns:wne="http://schemas.microsoft.com/office/word/2006/wordml" xmlns:wps="http://schemas.microsoft.com/office/word/2010/wordprocessingShape" mc:Ignorable="w14 w15 w16se w16cid w16 w16cex w16sdtdh w16sdtfl w16du wp14">
+<w:document xmlns:wpc="http://schemas.microsoft.com/office/word/2010/wordprocessingCanvas" xmlns:cx="http://schemas.microsoft.com/office/drawing/2014/chartex" xmlns:cx1="http://schemas.microsoft.com/office/drawing/2015/9/8/chartex" xmlns:cx2="http://schemas.microsoft.com/office/drawing/2015/10/21/chartex" xmlns:cx3="http://schemas.microsoft.com/office/drawing/2016/5/9/chartex" xmlns:cx4="http://schemas.microsoft.com/office/drawing/2016/5/10/chartex" xmlns:cx5="http://schemas.microsoft.com/office/drawing/2016/5/11/chartex" xmlns:cx6="http://schemas.microsoft.com/office/drawing/2016/5/12/chartex" xmlns:cx7="http://schemas.microsoft.com/office/drawing/2016/5/13/chartex" xmlns:cx8="http://schemas.microsoft.com/office/drawing/2016/5/14/chartex" xmlns:mc="http://schemas.openxmlformats.org/markup-compatibility/2006" xmlns:aink="http://schemas.microsoft.com/office/drawing/2016/ink" xmlns:am3d="http://schemas.microsoft.com/office/drawing/2017/model3d" xmlns:o="urn:schemas-microsoft-com:office:office" xmlns:oel="http://schemas.microsoft.com/office/2019/extlst" xmlns:r="http://schemas.openxmlformats.org/officeDocument/2006/relationships" xmlns:m="http://schemas.openxmlformats.org/officeDocument/2006/math" xmlns:v="urn:schemas-microsoft-com:vml" xmlns:wp14="http://schemas.microsoft.com/office/word/2010/wordprocessingDrawing" xmlns:wp="http://schemas.openxmlformats.org/drawingml/2006/wordprocessingDrawing" xmlns:w10="urn:schemas-microsoft-com:office:word" xmlns:w="http://schemas.openxmlformats.org/wordprocessingml/2006/main" xmlns:w14="http://schemas.microsoft.com/office/word/2010/wordml" xmlns:w15="http://schemas.microsoft.com/office/word/2012/wordml" xmlns:w16cex="http://schemas.microsoft.com/office/word/2018/wordml/cex" xmlns:w16cid="http://schemas.microsoft.com/office/word/2016/wordml/cid" xmlns:w16="http://schemas.microsoft.com/office/word/2018/wordml" xmlns:w16du="http://schemas.microsoft.com/office/word/2023/wordml/word16du" xmlns:w16sdtdh="http://schemas.microsoft.com/office/word/2020/wordml/sdtdatahash" xmlns:w16se="http://schemas.microsoft.com/office/word/2015/wordml/symex" xmlns:wpg="http://schemas.microsoft.com/office/word/2010/wordprocessingGroup" xmlns:wpi="http://schemas.microsoft.com/office/word/2010/wordprocessingInk" xmlns:wne="http://schemas.microsoft.com/office/word/2006/wordml" xmlns:wps="http://schemas.microsoft.com/office/word/2010/wordprocessingShape" mc:Ignorable="w14 w15 w16se w16cid w16 w16cex w16sdtdh w16du wp14">
   <w:body>
     <w:p>
       <w:pPr>
@@ -587,7 +587,23 @@
           <w:sz w:val="24"/>
           <w:szCs w:val="24"/>
         </w:rPr>
-        <w:t>: ${semester}</w:t>
+        <w:t>: ${</w:t>
+      </w:r>
+      <w:r>
+        <w:rPr>
+          <w:rFonts w:ascii="Times New Roman" w:hAnsi="Times New Roman" w:cs="Times New Roman"/>
+          <w:sz w:val="24"/>
+          <w:szCs w:val="24"/>
+        </w:rPr>
+        <w:t>Semester</w:t>
+      </w:r>
+      <w:r>
+        <w:rPr>
+          <w:rFonts w:ascii="Times New Roman" w:hAnsi="Times New Roman" w:cs="Times New Roman"/>
+          <w:sz w:val="24"/>
+          <w:szCs w:val="24"/>
+        </w:rPr>
+        <w:t>}</w:t>
       </w:r>
     </w:p>
     <w:p>
@@ -1297,241 +1313,17 @@
           <w:rFonts w:ascii="Times New Roman" w:hAnsi="Times New Roman" w:cs="Times New Roman"/>
           <w:sz w:val="24"/>
           <w:szCs w:val="24"/>
+          <w:lang w:val="fi-FI"/>
         </w:rPr>
       </w:pPr>
-      <w:proofErr w:type="spellStart"/>
-      <w:r>
-        <w:rPr>
-          <w:rFonts w:ascii="Times New Roman" w:hAnsi="Times New Roman" w:cs="Times New Roman"/>
-          <w:sz w:val="24"/>
-          <w:szCs w:val="24"/>
-        </w:rPr>
-        <w:t>Demikian</w:t>
-      </w:r>
-      <w:proofErr w:type="spellEnd"/>
-      <w:r>
-        <w:rPr>
-          <w:rFonts w:ascii="Times New Roman" w:hAnsi="Times New Roman" w:cs="Times New Roman"/>
-          <w:sz w:val="24"/>
-          <w:szCs w:val="24"/>
-        </w:rPr>
-        <w:t xml:space="preserve"> </w:t>
-      </w:r>
-      <w:proofErr w:type="spellStart"/>
-      <w:r>
-        <w:rPr>
-          <w:rFonts w:ascii="Times New Roman" w:hAnsi="Times New Roman" w:cs="Times New Roman"/>
-          <w:sz w:val="24"/>
-          <w:szCs w:val="24"/>
-        </w:rPr>
-        <w:t>surat</w:t>
-      </w:r>
-      <w:proofErr w:type="spellEnd"/>
-      <w:r>
-        <w:rPr>
-          <w:rFonts w:ascii="Times New Roman" w:hAnsi="Times New Roman" w:cs="Times New Roman"/>
-          <w:sz w:val="24"/>
-          <w:szCs w:val="24"/>
-        </w:rPr>
-        <w:t xml:space="preserve"> </w:t>
-      </w:r>
-      <w:proofErr w:type="spellStart"/>
-      <w:r>
-        <w:rPr>
-          <w:rFonts w:ascii="Times New Roman" w:hAnsi="Times New Roman" w:cs="Times New Roman"/>
-          <w:sz w:val="24"/>
-          <w:szCs w:val="24"/>
-        </w:rPr>
-        <w:t>permohonan</w:t>
-      </w:r>
-      <w:proofErr w:type="spellEnd"/>
-      <w:r>
-        <w:rPr>
-          <w:rFonts w:ascii="Times New Roman" w:hAnsi="Times New Roman" w:cs="Times New Roman"/>
-          <w:sz w:val="24"/>
-          <w:szCs w:val="24"/>
-        </w:rPr>
-        <w:t xml:space="preserve"> </w:t>
-      </w:r>
-      <w:proofErr w:type="spellStart"/>
-      <w:r>
-        <w:rPr>
-          <w:rFonts w:ascii="Times New Roman" w:hAnsi="Times New Roman" w:cs="Times New Roman"/>
-          <w:sz w:val="24"/>
-          <w:szCs w:val="24"/>
-        </w:rPr>
-        <w:t>ini</w:t>
-      </w:r>
-      <w:proofErr w:type="spellEnd"/>
-      <w:r>
-        <w:rPr>
-          <w:rFonts w:ascii="Times New Roman" w:hAnsi="Times New Roman" w:cs="Times New Roman"/>
-          <w:sz w:val="24"/>
-          <w:szCs w:val="24"/>
-        </w:rPr>
-        <w:t xml:space="preserve"> </w:t>
-      </w:r>
-      <w:proofErr w:type="spellStart"/>
-      <w:r>
-        <w:rPr>
-          <w:rFonts w:ascii="Times New Roman" w:hAnsi="Times New Roman" w:cs="Times New Roman"/>
-          <w:sz w:val="24"/>
-          <w:szCs w:val="24"/>
-        </w:rPr>
-        <w:t>saya</w:t>
-      </w:r>
-      <w:proofErr w:type="spellEnd"/>
-      <w:r>
-        <w:rPr>
-          <w:rFonts w:ascii="Times New Roman" w:hAnsi="Times New Roman" w:cs="Times New Roman"/>
-          <w:sz w:val="24"/>
-          <w:szCs w:val="24"/>
-        </w:rPr>
-        <w:t xml:space="preserve"> </w:t>
-      </w:r>
-      <w:proofErr w:type="spellStart"/>
-      <w:r>
-        <w:rPr>
-          <w:rFonts w:ascii="Times New Roman" w:hAnsi="Times New Roman" w:cs="Times New Roman"/>
-          <w:sz w:val="24"/>
-          <w:szCs w:val="24"/>
-        </w:rPr>
-        <w:t>sampaikan</w:t>
-      </w:r>
-      <w:proofErr w:type="spellEnd"/>
-      <w:r>
-        <w:rPr>
-          <w:rFonts w:ascii="Times New Roman" w:hAnsi="Times New Roman" w:cs="Times New Roman"/>
-          <w:sz w:val="24"/>
-          <w:szCs w:val="24"/>
-        </w:rPr>
-        <w:t xml:space="preserve">. Atas </w:t>
-      </w:r>
-      <w:proofErr w:type="spellStart"/>
-      <w:r>
-        <w:rPr>
-          <w:rFonts w:ascii="Times New Roman" w:hAnsi="Times New Roman" w:cs="Times New Roman"/>
-          <w:sz w:val="24"/>
-          <w:szCs w:val="24"/>
-        </w:rPr>
-        <w:t>perhatian</w:t>
-      </w:r>
-      <w:proofErr w:type="spellEnd"/>
-      <w:r>
-        <w:rPr>
-          <w:rFonts w:ascii="Times New Roman" w:hAnsi="Times New Roman" w:cs="Times New Roman"/>
-          <w:sz w:val="24"/>
-          <w:szCs w:val="24"/>
-        </w:rPr>
-        <w:t xml:space="preserve"> dan </w:t>
-      </w:r>
-      <w:proofErr w:type="spellStart"/>
-      <w:r>
-        <w:rPr>
-          <w:rFonts w:ascii="Times New Roman" w:hAnsi="Times New Roman" w:cs="Times New Roman"/>
-          <w:sz w:val="24"/>
-          <w:szCs w:val="24"/>
-        </w:rPr>
-        <w:t>bantuan</w:t>
-      </w:r>
-      <w:proofErr w:type="spellEnd"/>
-      <w:r>
-        <w:rPr>
-          <w:rFonts w:ascii="Times New Roman" w:hAnsi="Times New Roman" w:cs="Times New Roman"/>
-          <w:sz w:val="24"/>
-          <w:szCs w:val="24"/>
-        </w:rPr>
-        <w:t xml:space="preserve"> yang </w:t>
-      </w:r>
-      <w:proofErr w:type="spellStart"/>
-      <w:r>
-        <w:rPr>
-          <w:rFonts w:ascii="Times New Roman" w:hAnsi="Times New Roman" w:cs="Times New Roman"/>
-          <w:sz w:val="24"/>
-          <w:szCs w:val="24"/>
-        </w:rPr>
-        <w:t>diberikan</w:t>
-      </w:r>
-      <w:proofErr w:type="spellEnd"/>
-      <w:r>
-        <w:rPr>
-          <w:rFonts w:ascii="Times New Roman" w:hAnsi="Times New Roman" w:cs="Times New Roman"/>
-          <w:sz w:val="24"/>
-          <w:szCs w:val="24"/>
-        </w:rPr>
-        <w:t xml:space="preserve">, </w:t>
-      </w:r>
-      <w:proofErr w:type="spellStart"/>
-      <w:r>
-        <w:rPr>
-          <w:rFonts w:ascii="Times New Roman" w:hAnsi="Times New Roman" w:cs="Times New Roman"/>
-          <w:sz w:val="24"/>
-          <w:szCs w:val="24"/>
-        </w:rPr>
-        <w:t>saya</w:t>
-      </w:r>
-      <w:proofErr w:type="spellEnd"/>
-      <w:r>
-        <w:rPr>
-          <w:rFonts w:ascii="Times New Roman" w:hAnsi="Times New Roman" w:cs="Times New Roman"/>
-          <w:sz w:val="24"/>
-          <w:szCs w:val="24"/>
-        </w:rPr>
-        <w:t xml:space="preserve"> </w:t>
-      </w:r>
-      <w:proofErr w:type="spellStart"/>
-      <w:r>
-        <w:rPr>
-          <w:rFonts w:ascii="Times New Roman" w:hAnsi="Times New Roman" w:cs="Times New Roman"/>
-          <w:sz w:val="24"/>
-          <w:szCs w:val="24"/>
-        </w:rPr>
-        <w:t>ucapkan</w:t>
-      </w:r>
-      <w:proofErr w:type="spellEnd"/>
-      <w:r>
-        <w:rPr>
-          <w:rFonts w:ascii="Times New Roman" w:hAnsi="Times New Roman" w:cs="Times New Roman"/>
-          <w:sz w:val="24"/>
-          <w:szCs w:val="24"/>
-        </w:rPr>
-        <w:t xml:space="preserve"> </w:t>
-      </w:r>
-      <w:proofErr w:type="spellStart"/>
-      <w:r>
-        <w:rPr>
-          <w:rFonts w:ascii="Times New Roman" w:hAnsi="Times New Roman" w:cs="Times New Roman"/>
-          <w:sz w:val="24"/>
-          <w:szCs w:val="24"/>
-        </w:rPr>
-        <w:t>terima</w:t>
-      </w:r>
-      <w:proofErr w:type="spellEnd"/>
-      <w:r>
-        <w:rPr>
-          <w:rFonts w:ascii="Times New Roman" w:hAnsi="Times New Roman" w:cs="Times New Roman"/>
-          <w:sz w:val="24"/>
-          <w:szCs w:val="24"/>
-        </w:rPr>
-        <w:t xml:space="preserve"> </w:t>
-      </w:r>
-      <w:proofErr w:type="spellStart"/>
-      <w:r>
-        <w:rPr>
-          <w:rFonts w:ascii="Times New Roman" w:hAnsi="Times New Roman" w:cs="Times New Roman"/>
-          <w:sz w:val="24"/>
-          <w:szCs w:val="24"/>
-        </w:rPr>
-        <w:t>kasih</w:t>
-      </w:r>
-      <w:proofErr w:type="spellEnd"/>
-      <w:r>
-        <w:rPr>
-          <w:rFonts w:ascii="Times New Roman" w:hAnsi="Times New Roman" w:cs="Times New Roman"/>
-          <w:sz w:val="24"/>
-          <w:szCs w:val="24"/>
-        </w:rPr>
-        <w:t>.</w:t>
+      <w:r>
+        <w:rPr>
+          <w:rFonts w:ascii="Times New Roman" w:hAnsi="Times New Roman" w:cs="Times New Roman"/>
+          <w:sz w:val="24"/>
+          <w:szCs w:val="24"/>
+          <w:lang w:val="fi-FI"/>
+        </w:rPr>
+        <w:t>Demikian surat permohonan ini saya sampaikan. Atas perhatian dan bantuan yang diberikan, saya ucapkan terima kasih.</w:t>
       </w:r>
     </w:p>
     <w:p>
@@ -1800,7 +1592,7 @@
 </file>
 
 <file path=word/styles.xml><?xml version="1.0" encoding="utf-8"?>
-<w:styles xmlns:mc="http://schemas.openxmlformats.org/markup-compatibility/2006" xmlns:r="http://schemas.openxmlformats.org/officeDocument/2006/relationships" xmlns:w="http://schemas.openxmlformats.org/wordprocessingml/2006/main" xmlns:w14="http://schemas.microsoft.com/office/word/2010/wordml" xmlns:w15="http://schemas.microsoft.com/office/word/2012/wordml" xmlns:w16cex="http://schemas.microsoft.com/office/word/2018/wordml/cex" xmlns:w16cid="http://schemas.microsoft.com/office/word/2016/wordml/cid" xmlns:w16="http://schemas.microsoft.com/office/word/2018/wordml" xmlns:w16du="http://schemas.microsoft.com/office/word/2023/wordml/word16du" xmlns:w16sdtdh="http://schemas.microsoft.com/office/word/2020/wordml/sdtdatahash" xmlns:w16sdtfl="http://schemas.microsoft.com/office/word/2024/wordml/sdtformatlock" xmlns:w16se="http://schemas.microsoft.com/office/word/2015/wordml/symex" mc:Ignorable="w14 w15 w16se w16cid w16 w16cex w16sdtdh w16sdtfl w16du">
+<w:styles xmlns:mc="http://schemas.openxmlformats.org/markup-compatibility/2006" xmlns:r="http://schemas.openxmlformats.org/officeDocument/2006/relationships" xmlns:w="http://schemas.openxmlformats.org/wordprocessingml/2006/main" xmlns:w14="http://schemas.microsoft.com/office/word/2010/wordml" xmlns:w15="http://schemas.microsoft.com/office/word/2012/wordml" xmlns:w16cex="http://schemas.microsoft.com/office/word/2018/wordml/cex" xmlns:w16cid="http://schemas.microsoft.com/office/word/2016/wordml/cid" xmlns:w16="http://schemas.microsoft.com/office/word/2018/wordml" xmlns:w16du="http://schemas.microsoft.com/office/word/2023/wordml/word16du" xmlns:w16sdtdh="http://schemas.microsoft.com/office/word/2020/wordml/sdtdatahash" xmlns:w16se="http://schemas.microsoft.com/office/word/2015/wordml/symex" mc:Ignorable="w14 w15 w16se w16cid w16 w16cex w16sdtdh w16du">
   <w:docDefaults>
     <w:rPrDefault>
       <w:rPr>

--- a/Template surat/Surat_Permohonan_Keterangan_Tidak_Menerima_Besiswa.docx
+++ b/Template surat/Surat_Permohonan_Keterangan_Tidak_Menerima_Besiswa.docx
@@ -4,6 +4,7 @@
   <w:body>
     <w:p>
       <w:pPr>
+        <w:spacing w:line="360" w:lineRule="auto"/>
         <w:jc w:val="both"/>
         <w:rPr>
           <w:rFonts w:ascii="Times New Roman" w:hAnsi="Times New Roman" w:cs="Times New Roman"/>
@@ -40,6 +41,7 @@
     </w:p>
     <w:p>
       <w:pPr>
+        <w:spacing w:line="360" w:lineRule="auto"/>
         <w:jc w:val="both"/>
         <w:rPr>
           <w:rFonts w:ascii="Times New Roman" w:hAnsi="Times New Roman" w:cs="Times New Roman"/>
@@ -140,6 +142,7 @@
     </w:p>
     <w:p>
       <w:pPr>
+        <w:spacing w:after="0" w:line="360" w:lineRule="auto"/>
         <w:jc w:val="both"/>
         <w:rPr>
           <w:rFonts w:ascii="Times New Roman" w:hAnsi="Times New Roman" w:cs="Times New Roman"/>
@@ -150,6 +153,7 @@
     </w:p>
     <w:p>
       <w:pPr>
+        <w:spacing w:line="360" w:lineRule="auto"/>
         <w:jc w:val="both"/>
         <w:rPr>
           <w:rFonts w:ascii="Times New Roman" w:hAnsi="Times New Roman" w:cs="Times New Roman"/>
@@ -196,6 +200,7 @@
     </w:p>
     <w:p>
       <w:pPr>
+        <w:spacing w:line="360" w:lineRule="auto"/>
         <w:jc w:val="both"/>
         <w:rPr>
           <w:rFonts w:ascii="Times New Roman" w:hAnsi="Times New Roman" w:cs="Times New Roman"/>
@@ -232,6 +237,7 @@
     </w:p>
     <w:p>
       <w:pPr>
+        <w:spacing w:after="0" w:line="360" w:lineRule="auto"/>
         <w:jc w:val="both"/>
         <w:rPr>
           <w:rFonts w:ascii="Times New Roman" w:hAnsi="Times New Roman" w:cs="Times New Roman"/>
@@ -242,6 +248,7 @@
     </w:p>
     <w:p>
       <w:pPr>
+        <w:spacing w:line="360" w:lineRule="auto"/>
         <w:jc w:val="both"/>
         <w:rPr>
           <w:rFonts w:ascii="Times New Roman" w:hAnsi="Times New Roman" w:cs="Times New Roman"/>
@@ -288,6 +295,7 @@
     </w:p>
     <w:p>
       <w:pPr>
+        <w:spacing w:line="360" w:lineRule="auto"/>
         <w:jc w:val="both"/>
         <w:rPr>
           <w:rFonts w:ascii="Times New Roman" w:hAnsi="Times New Roman" w:cs="Times New Roman"/>
@@ -608,6 +616,7 @@
     </w:p>
     <w:p>
       <w:pPr>
+        <w:spacing w:line="360" w:lineRule="auto"/>
         <w:jc w:val="both"/>
         <w:rPr>
           <w:rFonts w:ascii="Times New Roman" w:hAnsi="Times New Roman" w:cs="Times New Roman"/>
@@ -888,6 +897,7 @@
     </w:p>
     <w:p>
       <w:pPr>
+        <w:spacing w:after="0" w:line="360" w:lineRule="auto"/>
         <w:ind w:left="426"/>
         <w:jc w:val="both"/>
         <w:rPr>
@@ -959,6 +969,7 @@
     </w:p>
     <w:p>
       <w:pPr>
+        <w:spacing w:line="360" w:lineRule="auto"/>
         <w:ind w:left="426"/>
         <w:jc w:val="both"/>
         <w:rPr>
@@ -1020,6 +1031,7 @@
     </w:p>
     <w:p>
       <w:pPr>
+        <w:spacing w:line="360" w:lineRule="auto"/>
         <w:jc w:val="both"/>
         <w:rPr>
           <w:rFonts w:ascii="Times New Roman" w:hAnsi="Times New Roman" w:cs="Times New Roman"/>
@@ -1308,6 +1320,7 @@
     </w:p>
     <w:p>
       <w:pPr>
+        <w:spacing w:line="360" w:lineRule="auto"/>
         <w:jc w:val="both"/>
         <w:rPr>
           <w:rFonts w:ascii="Times New Roman" w:hAnsi="Times New Roman" w:cs="Times New Roman"/>
@@ -1574,6 +1587,7 @@
     </w:p>
     <w:p>
       <w:pPr>
+        <w:spacing w:line="360" w:lineRule="auto"/>
         <w:rPr>
           <w:rFonts w:ascii="Times New Roman" w:hAnsi="Times New Roman" w:cs="Times New Roman"/>
           <w:sz w:val="24"/>
